--- a/templates/VIVAN/KUWAIT/Annexure.docx
+++ b/templates/VIVAN/KUWAIT/Annexure.docx
@@ -913,6 +913,34 @@
           <w:b/>
         </w:rPr>
       </w:pPr>
+      <w:r>
+        <w:rPr>
+          <w:b/>
+          <w:noProof/>
+        </w:rPr>
+        <w:pict w14:anchorId="174E44D0">
+          <v:rect id="_x0000_s1027" style="position:absolute;margin-left:-24.5pt;margin-top:10pt;width:115pt;height:63.6pt;z-index:251660288;mso-position-horizontal-relative:text;mso-position-vertical-relative:text" fillcolor="#4f81bd [3204]" stroked="f">
+            <v:textbox style="mso-next-textbox:#_x0000_s1027">
+              <w:txbxContent>
+                <w:p>
+                  <w:pPr>
+                    <w:rPr>
+                      <w:lang w:val="en-IN"/>
+                    </w:rPr>
+                  </w:pPr>
+                  <w:r>
+                    <w:rPr>
+                      <w:lang w:val="en-IN"/>
+                    </w:rPr>
+                    <w:t>{{SPONSOR_SIGNATURE}}</w:t>
+                  </w:r>
+                </w:p>
+                <w:p/>
+              </w:txbxContent>
+            </v:textbox>
+          </v:rect>
+        </w:pict>
+      </w:r>
     </w:p>
     <w:p>
       <w:pPr>
@@ -920,6 +948,42 @@
           <w:b/>
         </w:rPr>
       </w:pPr>
+    </w:p>
+    <w:p>
+      <w:pPr>
+        <w:rPr>
+          <w:b/>
+        </w:rPr>
+      </w:pPr>
+      <w:r>
+        <w:rPr>
+          <w:b/>
+          <w:noProof/>
+        </w:rPr>
+        <w:pict w14:anchorId="66949239">
+          <v:rect id="_x0000_s1026" style="position:absolute;margin-left:-29.3pt;margin-top:-47.65pt;width:125.95pt;height:74.85pt;z-index:251659264;mso-position-horizontal-relative:text;mso-position-vertical-relative:text">
+            <v:textbox style="mso-next-textbox:#_x0000_s1026">
+              <w:txbxContent>
+                <w:p>
+                  <w:pPr>
+                    <w:rPr>
+                      <w:lang w:val="en-IN"/>
+                    </w:rPr>
+                  </w:pPr>
+                  <w:proofErr w:type="spellStart"/>
+                  <w:r>
+                    <w:rPr>
+                      <w:lang w:val="en-IN"/>
+                    </w:rPr>
+                    <w:t>BoarderBoX</w:t>
+                  </w:r>
+                  <w:proofErr w:type="spellEnd"/>
+                </w:p>
+              </w:txbxContent>
+            </v:textbox>
+          </v:rect>
+        </w:pict>
+      </w:r>
     </w:p>
     <w:p>
       <w:pPr>
@@ -10941,7 +11005,7 @@
       </w:rPr>
     </w:tblStylePr>
   </w:style>
-  <w:style w:type="table" w:styleId="ColorfulShading-Accent1">
+  <w:style w:type="table" w:styleId="ColourfulShadingAccent1">
     <w:name w:val="Colorful Shading Accent 1"/>
     <w:basedOn w:val="TableNormal"/>
     <w:uiPriority w:val="71"/>
@@ -11056,7 +11120,7 @@
       </w:rPr>
     </w:tblStylePr>
   </w:style>
-  <w:style w:type="table" w:styleId="ColorfulShading-Accent2">
+  <w:style w:type="table" w:styleId="ColourfulShadingAccent2">
     <w:name w:val="Colorful Shading Accent 2"/>
     <w:basedOn w:val="TableNormal"/>
     <w:uiPriority w:val="71"/>
@@ -11171,7 +11235,7 @@
       </w:rPr>
     </w:tblStylePr>
   </w:style>
-  <w:style w:type="table" w:styleId="ColorfulShading-Accent3">
+  <w:style w:type="table" w:styleId="ColourfulShadingAccent3">
     <w:name w:val="Colorful Shading Accent 3"/>
     <w:basedOn w:val="TableNormal"/>
     <w:uiPriority w:val="71"/>
@@ -11276,7 +11340,7 @@
       </w:tcPr>
     </w:tblStylePr>
   </w:style>
-  <w:style w:type="table" w:styleId="ColorfulShading-Accent4">
+  <w:style w:type="table" w:styleId="ColourfulShadingAccent4">
     <w:name w:val="Colorful Shading Accent 4"/>
     <w:basedOn w:val="TableNormal"/>
     <w:uiPriority w:val="71"/>
@@ -11391,7 +11455,7 @@
       </w:rPr>
     </w:tblStylePr>
   </w:style>
-  <w:style w:type="table" w:styleId="ColorfulShading-Accent5">
+  <w:style w:type="table" w:styleId="ColourfulShadingAccent5">
     <w:name w:val="Colorful Shading Accent 5"/>
     <w:basedOn w:val="TableNormal"/>
     <w:uiPriority w:val="71"/>
@@ -11506,7 +11570,7 @@
       </w:rPr>
     </w:tblStylePr>
   </w:style>
-  <w:style w:type="table" w:styleId="ColorfulShading-Accent6">
+  <w:style w:type="table" w:styleId="ColourfulShadingAccent6">
     <w:name w:val="Colorful Shading Accent 6"/>
     <w:basedOn w:val="TableNormal"/>
     <w:uiPriority w:val="71"/>
@@ -11700,7 +11764,7 @@
       </w:tcPr>
     </w:tblStylePr>
   </w:style>
-  <w:style w:type="table" w:styleId="ColorfulList-Accent1">
+  <w:style w:type="table" w:styleId="ColourfulListAccent1">
     <w:name w:val="Colorful List Accent 1"/>
     <w:basedOn w:val="TableNormal"/>
     <w:uiPriority w:val="72"/>
@@ -11779,7 +11843,7 @@
       </w:tcPr>
     </w:tblStylePr>
   </w:style>
-  <w:style w:type="table" w:styleId="ColorfulList-Accent2">
+  <w:style w:type="table" w:styleId="ColourfulListAccent2">
     <w:name w:val="Colorful List Accent 2"/>
     <w:basedOn w:val="TableNormal"/>
     <w:uiPriority w:val="72"/>
@@ -11858,7 +11922,7 @@
       </w:tcPr>
     </w:tblStylePr>
   </w:style>
-  <w:style w:type="table" w:styleId="ColorfulList-Accent3">
+  <w:style w:type="table" w:styleId="ColourfulListAccent3">
     <w:name w:val="Colorful List Accent 3"/>
     <w:basedOn w:val="TableNormal"/>
     <w:uiPriority w:val="72"/>
@@ -11937,7 +12001,7 @@
       </w:tcPr>
     </w:tblStylePr>
   </w:style>
-  <w:style w:type="table" w:styleId="ColorfulList-Accent4">
+  <w:style w:type="table" w:styleId="ColourfulListAccent4">
     <w:name w:val="Colorful List Accent 4"/>
     <w:basedOn w:val="TableNormal"/>
     <w:uiPriority w:val="72"/>
@@ -12016,7 +12080,7 @@
       </w:tcPr>
     </w:tblStylePr>
   </w:style>
-  <w:style w:type="table" w:styleId="ColorfulList-Accent5">
+  <w:style w:type="table" w:styleId="ColourfulListAccent5">
     <w:name w:val="Colorful List Accent 5"/>
     <w:basedOn w:val="TableNormal"/>
     <w:uiPriority w:val="72"/>
@@ -12095,7 +12159,7 @@
       </w:tcPr>
     </w:tblStylePr>
   </w:style>
-  <w:style w:type="table" w:styleId="ColorfulList-Accent6">
+  <w:style w:type="table" w:styleId="ColourfulListAccent6">
     <w:name w:val="Colorful List Accent 6"/>
     <w:basedOn w:val="TableNormal"/>
     <w:uiPriority w:val="72"/>
@@ -12247,7 +12311,7 @@
       </w:tcPr>
     </w:tblStylePr>
   </w:style>
-  <w:style w:type="table" w:styleId="ColorfulGrid-Accent1">
+  <w:style w:type="table" w:styleId="ColourfulGridAccent1">
     <w:name w:val="Colorful Grid Accent 1"/>
     <w:basedOn w:val="TableNormal"/>
     <w:uiPriority w:val="73"/>
@@ -12320,7 +12384,7 @@
       </w:tcPr>
     </w:tblStylePr>
   </w:style>
-  <w:style w:type="table" w:styleId="ColorfulGrid-Accent2">
+  <w:style w:type="table" w:styleId="ColourfulGridAccent2">
     <w:name w:val="Colorful Grid Accent 2"/>
     <w:basedOn w:val="TableNormal"/>
     <w:uiPriority w:val="73"/>
@@ -12393,7 +12457,7 @@
       </w:tcPr>
     </w:tblStylePr>
   </w:style>
-  <w:style w:type="table" w:styleId="ColorfulGrid-Accent3">
+  <w:style w:type="table" w:styleId="ColourfulGridAccent3">
     <w:name w:val="Colorful Grid Accent 3"/>
     <w:basedOn w:val="TableNormal"/>
     <w:uiPriority w:val="73"/>
@@ -12466,7 +12530,7 @@
       </w:tcPr>
     </w:tblStylePr>
   </w:style>
-  <w:style w:type="table" w:styleId="ColorfulGrid-Accent4">
+  <w:style w:type="table" w:styleId="ColourfulGridAccent4">
     <w:name w:val="Colorful Grid Accent 4"/>
     <w:basedOn w:val="TableNormal"/>
     <w:uiPriority w:val="73"/>
@@ -12539,7 +12603,7 @@
       </w:tcPr>
     </w:tblStylePr>
   </w:style>
-  <w:style w:type="table" w:styleId="ColorfulGrid-Accent5">
+  <w:style w:type="table" w:styleId="ColourfulGridAccent5">
     <w:name w:val="Colorful Grid Accent 5"/>
     <w:basedOn w:val="TableNormal"/>
     <w:uiPriority w:val="73"/>
@@ -12612,7 +12676,7 @@
       </w:tcPr>
     </w:tblStylePr>
   </w:style>
-  <w:style w:type="table" w:styleId="ColorfulGrid-Accent6">
+  <w:style w:type="table" w:styleId="ColourfulGridAccent6">
     <w:name w:val="Colorful Grid Accent 6"/>
     <w:basedOn w:val="TableNormal"/>
     <w:uiPriority w:val="73"/>
